--- a/KHBD_Tin_học/Lớp_9/Tuần_04/KHBD_Tin_hoc_Lop_9_Tiet03_Bai_3_Mang_may_tinh.docx
+++ b/KHBD_Tin_học/Lớp_9/Tuần_04/KHBD_Tin_hoc_Lop_9_Tiet03_Bai_3_Mang_may_tinh.docx
@@ -360,12 +360,12 @@
       </w:pPr>
       <w:r>
         <w:rPr>
-          <w:rFonts w:ascii="Times New Roman" w:hAnsi="Times New Roman" w:eastAsia="Times New Roman"/>
+          <w:rFonts w:ascii="Times New Roman" w:hAnsi="Times New Roman" w:eastAsia="Times New Roman" w:cs="Times New Roman"/>
           <w:b w:val="0"/>
           <w:i w:val="0"/>
           <w:sz w:val="26"/>
         </w:rPr>
-        <w:t>- Miền I. Khai thác dữ liệu và thông tin (thành tố 1.1. Duyệt, tìm kiếm và lọc dữ liệu, thông tin và nội dung số – Bậc 2): Khai thác thông tin số, dữ liệu đa phương tiện an toàn phục vụ bài học. (Đạt được thông qua Hoạt động 2)</w:t>
+        <w:t>- Miền I. Khai thác dữ liệu và thông tin (thành tố 1.1. Duyệt, tìm kiếm và lọc dữ liệu, thông tin và nội dung số – Bậc 4): Minh họa được nhu cầu thông tin,; Tổ chức được tìm kiếm dữ liệu, thông tin và nội dung trong môi trường số,. (Đạt được thông qua Hoạt động 2, Hoạt động 3).</w:t>
       </w:r>
     </w:p>
     <w:p>
@@ -376,12 +376,12 @@
       </w:pPr>
       <w:r>
         <w:rPr>
-          <w:rFonts w:ascii="Times New Roman" w:hAnsi="Times New Roman" w:eastAsia="Times New Roman"/>
+          <w:rFonts w:ascii="Times New Roman" w:hAnsi="Times New Roman" w:eastAsia="Times New Roman" w:cs="Times New Roman"/>
           <w:b w:val="0"/>
           <w:i w:val="0"/>
           <w:sz w:val="26"/>
         </w:rPr>
-        <w:t>- Miền IV. An toàn (thành tố 4.1. Bảo vệ thiết bị – Bậc 2): Tuân thủ quy tắc an toàn về điện, bảo vệ mắt và giữ vệ sinh thiết bị phòng máy. (Đạt được thông qua Hoạt động 3, Hoạt động 4)</w:t>
+        <w:t>- Miền II. Giao tiếp và Hợp tác (thành tố 2.1. Tương tác thông qua công nghệ số – Bậc 4): Lựa chọn được nhiều công nghệ số để tương tác; Lựa chọn được nhiều phương tiện truyền thông số cho phù hợp với bối cảnh nhất định. (Đạt được thông qua Hoạt động 3, Hoạt động 4).</w:t>
       </w:r>
     </w:p>
     <w:p>
